--- a/india_monitor_data/rag/documents/Strike_Intelligence/Pune_Strike_Intelligence.docx
+++ b/india_monitor_data/rag/documents/Strike_Intelligence/Pune_Strike_Intelligence.docx
@@ -13,7 +13,7 @@
     </w:p>
     <w:p>
       <w:r>
-        <w:t>Generated: 2026-08-27 17:26:06</w:t>
+        <w:t>Generated: 2026-08-27 21:23:16</w:t>
       </w:r>
     </w:p>
     <w:p>

--- a/india_monitor_data/rag/documents/Strike_Intelligence/Pune_Strike_Intelligence.docx
+++ b/india_monitor_data/rag/documents/Strike_Intelligence/Pune_Strike_Intelligence.docx
@@ -8,17 +8,22 @@
         <w:jc w:val="center"/>
       </w:pPr>
       <w:r>
-        <w:t>Pune Transportation Disruption Intelligence</w:t>
+        <w:t>Pune Transportation Disruption Intelligence &amp; Routing Protocol</w:t>
       </w:r>
     </w:p>
     <w:p>
       <w:r>
-        <w:t>Generated: 2026-08-27 21:23:16</w:t>
+        <w:t>Report Generated: 2026-08-31 20:08:20</w:t>
       </w:r>
     </w:p>
     <w:p>
       <w:r>
-        <w:t>Total Incidents Analyzed: 4</w:t>
+        <w:t>Monitored Geographic Hub: Pune Logistics Cluster</w:t>
+      </w:r>
+    </w:p>
+    <w:p>
+      <w:r>
+        <w:t>Total Disruption Events Analyzed: 4</w:t>
       </w:r>
     </w:p>
     <w:p>
@@ -26,52 +31,144 @@
         <w:pStyle w:val="Heading1"/>
       </w:pPr>
       <w:r>
-        <w:t>Copilot Automated Response</w:t>
+        <w:t>1. Executive Regional Disruption Assessment</w:t>
       </w:r>
     </w:p>
     <w:p>
       <w:r>
-        <w:t>When Pune disruption is detected, Copilot:</w:t>
+        <w:t>This intelligence brief evaluates active and historical transportation strikes, roadway blockades, and labor disruptions impacting freight transit in the Pune commercial logistics corridor. Of the 4 analyzed disruption records, 0 are classified as HIGH severity (e.g., indefinite strikes, complete bandhs) and 0 as MEDIUM severity. Dominant disruption modalities: Railway (2), General (2).</w:t>
       </w:r>
     </w:p>
     <w:p>
       <w:pPr>
-        <w:pStyle w:val="ListBullet"/>
+        <w:pStyle w:val="Heading1"/>
       </w:pPr>
       <w:r>
-        <w:t>1. Identifies all active shipments routing through affected city</w:t>
+        <w:t>2. Critical Corridors &amp; Choke Points</w:t>
+      </w:r>
+    </w:p>
+    <w:p>
+      <w:r>
+        <w:t>Primary Inbound/Outbound Transit Routes: Pune-Bangalore Highway (NH-48), Chakan Industrial Belt, Talegaon Logistics Park.</w:t>
+      </w:r>
+    </w:p>
+    <w:p>
+      <w:r>
+        <w:t>Impact Profile: Labor strikes and bandhs in this cluster directly impede primary FTL linehauls and disrupt secondary final-mile dispatch to veterinary clinics and regional animal hospitals.</w:t>
       </w:r>
     </w:p>
     <w:p>
       <w:pPr>
-        <w:pStyle w:val="ListBullet"/>
+        <w:pStyle w:val="Heading1"/>
       </w:pPr>
       <w:r>
-        <w:t>2. Calculates delay probability based on disruption scale</w:t>
+        <w:t>3. Chronological Disruption Incidents &amp; Intelligence Registry</w:t>
+      </w:r>
+    </w:p>
+    <w:p>
+      <w:r>
+        <w:rPr>
+          <w:b/>
+        </w:rPr>
+        <w:t>Incident #1: Thousands stage road blockades demanding original Pune-Nashik rail alignment - The Indian Express</w:t>
+        <w:br/>
+      </w:r>
+      <w:r>
+        <w:t>• Published Date: 2026-08-10 | Source: The Indian Express</w:t>
+        <w:br/>
+      </w:r>
+      <w:r>
+        <w:t>• Modality: Railway | Severity: LOW</w:t>
+        <w:br/>
+      </w:r>
+    </w:p>
+    <w:p>
+      <w:r>
+        <w:rPr>
+          <w:b/>
+        </w:rPr>
+        <w:t>Incident #2: Pune RTO strike: Services hit as staff protest stalled restructuring - The Indian Express</w:t>
+        <w:br/>
+      </w:r>
+      <w:r>
+        <w:t>• Published Date: 2026-06-09 | Source: The Indian Express</w:t>
+        <w:br/>
+      </w:r>
+      <w:r>
+        <w:t>• Modality: General | Severity: LOW</w:t>
+        <w:br/>
+      </w:r>
+    </w:p>
+    <w:p>
+      <w:r>
+        <w:rPr>
+          <w:b/>
+        </w:rPr>
+        <w:t>Incident #3: Statewide e-challan protest disrupts Pune; strike called off after govt intervention | Hindustan Times - Hindustan Times</w:t>
+        <w:br/>
+      </w:r>
+      <w:r>
+        <w:t>• Published Date: 2026-03-06 | Source: Hindustan Times</w:t>
+        <w:br/>
+      </w:r>
+      <w:r>
+        <w:t>• Modality: General | Severity: LOW</w:t>
+        <w:br/>
+      </w:r>
+    </w:p>
+    <w:p>
+      <w:r>
+        <w:rPr>
+          <w:b/>
+        </w:rPr>
+        <w:t>Incident #4: Thousands stage road blockades demanding original Pune-Nashik rail alignment - The Indian Express</w:t>
+        <w:br/>
+      </w:r>
+      <w:r>
+        <w:t>• Published Date: None | Source: Unknown</w:t>
+        <w:br/>
+      </w:r>
+      <w:r>
+        <w:t>• Modality: Railway | Severity: LOW</w:t>
+        <w:br/>
       </w:r>
     </w:p>
     <w:p>
       <w:pPr>
-        <w:pStyle w:val="ListBullet"/>
+        <w:pStyle w:val="Heading1"/>
       </w:pPr>
       <w:r>
-        <w:t>3. Retrieves alternative routing from regional logistics matrix</w:t>
+        <w:t>4. Autonomous Copilot Operational &amp; Legal Rules</w:t>
       </w:r>
     </w:p>
     <w:p>
-      <w:pPr>
-        <w:pStyle w:val="ListBullet"/>
-      </w:pPr>
       <w:r>
-        <w:t>4. Assesses SLA impact for affected deliveries</w:t>
+        <w:t>When active transit strikes or civil disruptions are detected in Pune, the O2C Copilot applies the following deterministic decision rules:</w:t>
       </w:r>
     </w:p>
     <w:p>
-      <w:pPr>
-        <w:pStyle w:val="ListBullet"/>
-      </w:pPr>
       <w:r>
-        <w:t>5. Notifies planners with rerouting recommendations</w:t>
+        <w:t>• Force Majeure Adjudication (Clause 8.4): If a government-sanctioned bandh or total union road blockade in Pune delays transit by &gt;12 hours, the carrier delay SLA penalty ($500/day) is waived upon submission of verified e-way bill telematics or police traffic advisory.</w:t>
+      </w:r>
+    </w:p>
+    <w:p>
+      <w:r>
+        <w:t>• Dynamic Transit Buffer: For any order scheduled to pass through Pune with active strike news, automatically inject a +12.0 to +24.0 hour safety buffer into the predicted ETA.</w:t>
+      </w:r>
+    </w:p>
+    <w:p>
+      <w:r>
+        <w:t>• Mode Shift Escalation: For life-critical veterinary diets and urgent pharmaceuticals routed through Pune with strike duration &gt;24h, authorize emergency intermodal rail shift or $1,000 Air Freight replacement per Medical Stock-Out Policy 2024-04.</w:t>
+      </w:r>
+    </w:p>
+    <w:p>
+      <w:r>
+        <w:t>• Receiving Window Compliance: If transit delays push delivery past clinic receiving hours (after 17:00), automatically reschedule delivery to 09:00 next business morning and trigger carrier redelivery fee waiver ($150 cap).</w:t>
+      </w:r>
+    </w:p>
+    <w:p>
+      <w:r>
+        <w:t>• Proactive Stakeholder Notification: Send automated Microsoft Teams escalation card to Regional Logistics Director when order financial risk exceeds $500 threshold.</w:t>
       </w:r>
     </w:p>
     <w:sectPr>

--- a/india_monitor_data/rag/documents/Strike_Intelligence/Pune_Strike_Intelligence.docx
+++ b/india_monitor_data/rag/documents/Strike_Intelligence/Pune_Strike_Intelligence.docx
@@ -13,7 +13,7 @@
     </w:p>
     <w:p>
       <w:r>
-        <w:t>Report Generated: 2026-08-31 20:08:20</w:t>
+        <w:t>Report Generated: 2026-08-31 20:24:59</w:t>
       </w:r>
     </w:p>
     <w:p>
@@ -37,6 +37,22 @@
     <w:p>
       <w:r>
         <w:t>This intelligence brief evaluates active and historical transportation strikes, roadway blockades, and labor disruptions impacting freight transit in the Pune commercial logistics corridor. Of the 4 analyzed disruption records, 0 are classified as HIGH severity (e.g., indefinite strikes, complete bandhs) and 0 as MEDIUM severity. Dominant disruption modalities: Railway (2), General (2).</w:t>
+      </w:r>
+    </w:p>
+    <w:p>
+      <w:pPr>
+        <w:pStyle w:val="Heading2"/>
+      </w:pPr>
+      <w:r>
+        <w:t>1.1 AI Strategic Risk Assessment (Qwen2.5 Synthesized)</w:t>
+      </w:r>
+    </w:p>
+    <w:p>
+      <w:r>
+        <w:t>Given the recent transportation strike events in Pune, India, the risk level for freight logistics operations is high, particularly in terms of operational disruptions and delays. These strikes, including road blockades and service disruptions, are indicative of ongoing labor issues and political demands, which can lead to unpredictable and frequent disruptions. Key bottleneck risks include the potential for prolonged blockades, which can severely impact the flow of goods, and the unpredictability of strike durations, which can lead to significant delays and increased costs for logistics companies.</w:t>
+        <w:br/>
+        <w:br/>
+        <w:t>To mitigate these risks, dispatch planners should implement a multi-faceted strategy. First, diversify transportation routes and modes of transport to avoid over-reliance on any single route or mode. For instance, utilizing both road and rail transport can provide alternative paths when road blockades occur. Second, establish a robust communication system with local authorities and unions to receive early warnings and updates on strike activities. This proactive approach can help in adjusting routes and schedules in real-time. Third, maintain a contingency plan that includes pre-arranged temporary storage facilities and backup suppliers to ensure continuity of supply. Lastly, consider implementing technology solutions such as real-time tracking and predictive analytics to optimize routing and minimize the impact of disruptions. These measures will not only enhance operational resilience but also improve overall supply chain efficiency and reliability.</w:t>
       </w:r>
     </w:p>
     <w:p>

--- a/india_monitor_data/rag/documents/Strike_Intelligence/Pune_Strike_Intelligence.docx
+++ b/india_monitor_data/rag/documents/Strike_Intelligence/Pune_Strike_Intelligence.docx
@@ -8,22 +8,16 @@
         <w:jc w:val="center"/>
       </w:pPr>
       <w:r>
-        <w:t>Pune Transportation Disruption Intelligence &amp; Routing Protocol</w:t>
+        <w:t>PUNE TRANSPORTATION DISRUPTION INTELLIGENCE &amp; ROUTING PLAYBOOK</w:t>
       </w:r>
     </w:p>
     <w:p>
       <w:r>
-        <w:t>Report Generated: 2026-08-31 20:24:59</w:t>
-      </w:r>
-    </w:p>
-    <w:p>
-      <w:r>
-        <w:t>Monitored Geographic Hub: Pune Logistics Cluster</w:t>
-      </w:r>
-    </w:p>
-    <w:p>
-      <w:r>
-        <w:t>Total Disruption Events Analyzed: 4</w:t>
+        <w:t>Monitored Freight Hub: Pune Logistics Cluster</w:t>
+        <w:br/>
+        <w:t>Generated: 2026-08-31 20:57:24 | Total Disruption Incidents Analyzed: 4</w:t>
+        <w:br/>
+        <w:t>Disruption Severity Breakdown: 🔴 HIGH: 0 | 🟡 MEDIUM: 0 | 🟢 LOW: 4</w:t>
       </w:r>
     </w:p>
     <w:p>
@@ -31,28 +25,305 @@
         <w:pStyle w:val="Heading1"/>
       </w:pPr>
       <w:r>
-        <w:t>1. Executive Regional Disruption Assessment</w:t>
+        <w:t>1. EXTRACTED DISRUPTION INCIDENT REGISTRY</w:t>
+      </w:r>
+    </w:p>
+    <w:tbl>
+      <w:tblPr>
+        <w:tblStyle w:val="TableGrid"/>
+        <w:tblW w:type="auto" w:w="0"/>
+        <w:tblLook w:firstColumn="1" w:firstRow="1" w:lastColumn="0" w:lastRow="0" w:noHBand="0" w:noVBand="1" w:val="04A0"/>
+      </w:tblPr>
+      <w:tblGrid>
+        <w:gridCol w:w="1728"/>
+        <w:gridCol w:w="1728"/>
+        <w:gridCol w:w="1728"/>
+        <w:gridCol w:w="1728"/>
+        <w:gridCol w:w="1728"/>
+      </w:tblGrid>
+      <w:tr>
+        <w:tc>
+          <w:tcPr>
+            <w:tcW w:type="dxa" w:w="1728"/>
+          </w:tcPr>
+          <w:p>
+            <w:r>
+              <w:t>Incident ID &amp; Date</w:t>
+            </w:r>
+          </w:p>
+        </w:tc>
+        <w:tc>
+          <w:tcPr>
+            <w:tcW w:type="dxa" w:w="1728"/>
+          </w:tcPr>
+          <w:p>
+            <w:r>
+              <w:t>Source</w:t>
+            </w:r>
+          </w:p>
+        </w:tc>
+        <w:tc>
+          <w:tcPr>
+            <w:tcW w:type="dxa" w:w="1728"/>
+          </w:tcPr>
+          <w:p>
+            <w:r>
+              <w:t>Disruption Modality</w:t>
+            </w:r>
+          </w:p>
+        </w:tc>
+        <w:tc>
+          <w:tcPr>
+            <w:tcW w:type="dxa" w:w="1728"/>
+          </w:tcPr>
+          <w:p>
+            <w:r>
+              <w:t>Stated Trigger / Demand</w:t>
+            </w:r>
+          </w:p>
+        </w:tc>
+        <w:tc>
+          <w:tcPr>
+            <w:tcW w:type="dxa" w:w="1728"/>
+          </w:tcPr>
+          <w:p>
+            <w:r>
+              <w:t>Freight Impact Severity</w:t>
+            </w:r>
+          </w:p>
+        </w:tc>
+      </w:tr>
+      <w:tr>
+        <w:tc>
+          <w:tcPr>
+            <w:tcW w:type="dxa" w:w="1728"/>
+          </w:tcPr>
+          <w:p>
+            <w:r>
+              <w:t>INC-PUN-01</w:t>
+              <w:br/>
+              <w:t>(2026-08-10)</w:t>
+            </w:r>
+          </w:p>
+        </w:tc>
+        <w:tc>
+          <w:tcPr>
+            <w:tcW w:type="dxa" w:w="1728"/>
+          </w:tcPr>
+          <w:p>
+            <w:r>
+              <w:t>The Indian Express</w:t>
+            </w:r>
+          </w:p>
+        </w:tc>
+        <w:tc>
+          <w:tcPr>
+            <w:tcW w:type="dxa" w:w="1728"/>
+          </w:tcPr>
+          <w:p>
+            <w:r>
+              <w:t>Railway</w:t>
+            </w:r>
+          </w:p>
+        </w:tc>
+        <w:tc>
+          <w:tcPr>
+            <w:tcW w:type="dxa" w:w="1728"/>
+          </w:tcPr>
+          <w:p>
+            <w:r>
+              <w:t>Thousands stage road blockades demanding original Pune-Nashik rail alignment</w:t>
+            </w:r>
+          </w:p>
+        </w:tc>
+        <w:tc>
+          <w:tcPr>
+            <w:tcW w:type="dxa" w:w="1728"/>
+          </w:tcPr>
+          <w:p>
+            <w:r>
+              <w:t>🟢 LOW</w:t>
+            </w:r>
+          </w:p>
+        </w:tc>
+      </w:tr>
+      <w:tr>
+        <w:tc>
+          <w:tcPr>
+            <w:tcW w:type="dxa" w:w="1728"/>
+          </w:tcPr>
+          <w:p>
+            <w:r>
+              <w:t>INC-PUN-02</w:t>
+              <w:br/>
+              <w:t>(2026-06-09)</w:t>
+            </w:r>
+          </w:p>
+        </w:tc>
+        <w:tc>
+          <w:tcPr>
+            <w:tcW w:type="dxa" w:w="1728"/>
+          </w:tcPr>
+          <w:p>
+            <w:r>
+              <w:t>The Indian Express</w:t>
+            </w:r>
+          </w:p>
+        </w:tc>
+        <w:tc>
+          <w:tcPr>
+            <w:tcW w:type="dxa" w:w="1728"/>
+          </w:tcPr>
+          <w:p>
+            <w:r>
+              <w:t>General</w:t>
+            </w:r>
+          </w:p>
+        </w:tc>
+        <w:tc>
+          <w:tcPr>
+            <w:tcW w:type="dxa" w:w="1728"/>
+          </w:tcPr>
+          <w:p>
+            <w:r>
+              <w:t>Pune RTO strike: Services hit as staff protest stalled restructuring</w:t>
+            </w:r>
+          </w:p>
+        </w:tc>
+        <w:tc>
+          <w:tcPr>
+            <w:tcW w:type="dxa" w:w="1728"/>
+          </w:tcPr>
+          <w:p>
+            <w:r>
+              <w:t>🟢 LOW</w:t>
+            </w:r>
+          </w:p>
+        </w:tc>
+      </w:tr>
+      <w:tr>
+        <w:tc>
+          <w:tcPr>
+            <w:tcW w:type="dxa" w:w="1728"/>
+          </w:tcPr>
+          <w:p>
+            <w:r>
+              <w:t>INC-PUN-03</w:t>
+              <w:br/>
+              <w:t>(2026-03-06)</w:t>
+            </w:r>
+          </w:p>
+        </w:tc>
+        <w:tc>
+          <w:tcPr>
+            <w:tcW w:type="dxa" w:w="1728"/>
+          </w:tcPr>
+          <w:p>
+            <w:r>
+              <w:t>Hindustan Times</w:t>
+            </w:r>
+          </w:p>
+        </w:tc>
+        <w:tc>
+          <w:tcPr>
+            <w:tcW w:type="dxa" w:w="1728"/>
+          </w:tcPr>
+          <w:p>
+            <w:r>
+              <w:t>General</w:t>
+            </w:r>
+          </w:p>
+        </w:tc>
+        <w:tc>
+          <w:tcPr>
+            <w:tcW w:type="dxa" w:w="1728"/>
+          </w:tcPr>
+          <w:p>
+            <w:r>
+              <w:t>Statewide e-challan protest disrupts Pune; strike called off after govt intervention | Hin</w:t>
+            </w:r>
+          </w:p>
+        </w:tc>
+        <w:tc>
+          <w:tcPr>
+            <w:tcW w:type="dxa" w:w="1728"/>
+          </w:tcPr>
+          <w:p>
+            <w:r>
+              <w:t>🟢 LOW</w:t>
+            </w:r>
+          </w:p>
+        </w:tc>
+      </w:tr>
+      <w:tr>
+        <w:tc>
+          <w:tcPr>
+            <w:tcW w:type="dxa" w:w="1728"/>
+          </w:tcPr>
+          <w:p>
+            <w:r>
+              <w:t>INC-PUN-04</w:t>
+              <w:br/>
+              <w:t>(None)</w:t>
+            </w:r>
+          </w:p>
+        </w:tc>
+        <w:tc>
+          <w:tcPr>
+            <w:tcW w:type="dxa" w:w="1728"/>
+          </w:tcPr>
+          <w:p>
+            <w:r>
+              <w:t>Unknown</w:t>
+            </w:r>
+          </w:p>
+        </w:tc>
+        <w:tc>
+          <w:tcPr>
+            <w:tcW w:type="dxa" w:w="1728"/>
+          </w:tcPr>
+          <w:p>
+            <w:r>
+              <w:t>Railway</w:t>
+            </w:r>
+          </w:p>
+        </w:tc>
+        <w:tc>
+          <w:tcPr>
+            <w:tcW w:type="dxa" w:w="1728"/>
+          </w:tcPr>
+          <w:p>
+            <w:r>
+              <w:t>Thousands stage road blockades demanding original Pune-Nashik rail alignment</w:t>
+            </w:r>
+          </w:p>
+        </w:tc>
+        <w:tc>
+          <w:tcPr>
+            <w:tcW w:type="dxa" w:w="1728"/>
+          </w:tcPr>
+          <w:p>
+            <w:r>
+              <w:t>🟢 LOW</w:t>
+            </w:r>
+          </w:p>
+        </w:tc>
+      </w:tr>
+    </w:tbl>
+    <w:p/>
+    <w:p>
+      <w:pPr>
+        <w:pStyle w:val="Heading1"/>
+      </w:pPr>
+      <w:r>
+        <w:t>2. CRITICAL BOTTLENECKS &amp; HIGHWAY BYPASS DIRECTIVES</w:t>
       </w:r>
     </w:p>
     <w:p>
       <w:r>
-        <w:t>This intelligence brief evaluates active and historical transportation strikes, roadway blockades, and labor disruptions impacting freight transit in the Pune commercial logistics corridor. Of the 4 analyzed disruption records, 0 are classified as HIGH severity (e.g., indefinite strikes, complete bandhs) and 0 as MEDIUM severity. Dominant disruption modalities: Railway (2), General (2).</w:t>
-      </w:r>
-    </w:p>
-    <w:p>
-      <w:pPr>
-        <w:pStyle w:val="Heading2"/>
-      </w:pPr>
-      <w:r>
-        <w:t>1.1 AI Strategic Risk Assessment (Qwen2.5 Synthesized)</w:t>
-      </w:r>
-    </w:p>
-    <w:p>
-      <w:r>
-        <w:t>Given the recent transportation strike events in Pune, India, the risk level for freight logistics operations is high, particularly in terms of operational disruptions and delays. These strikes, including road blockades and service disruptions, are indicative of ongoing labor issues and political demands, which can lead to unpredictable and frequent disruptions. Key bottleneck risks include the potential for prolonged blockades, which can severely impact the flow of goods, and the unpredictability of strike durations, which can lead to significant delays and increased costs for logistics companies.</w:t>
+        <w:t>• Primary Choke Points: NH-48 (Pune-Bangalore Highway), Chakan Industrial Belt, Talegaon Logistics Park.</w:t>
         <w:br/>
-        <w:br/>
-        <w:t>To mitigate these risks, dispatch planners should implement a multi-faceted strategy. First, diversify transportation routes and modes of transport to avoid over-reliance on any single route or mode. For instance, utilizing both road and rail transport can provide alternative paths when road blockades occur. Second, establish a robust communication system with local authorities and unions to receive early warnings and updates on strike activities. This proactive approach can help in adjusting routes and schedules in real-time. Third, maintain a contingency plan that includes pre-arranged temporary storage facilities and backup suppliers to ensure continuity of supply. Lastly, consider implementing technology solutions such as real-time tracking and predictive analytics to optimize routing and minimize the impact of disruptions. These measures will not only enhance operational resilience but also improve overall supply chain efficiency and reliability.</w:t>
+        <w:t>• Recommended FTL Bypass: Route via Pune Outer Ring corridor and Talegaon-Chakan road off-peak.</w:t>
       </w:r>
     </w:p>
     <w:p>
@@ -60,17 +331,35 @@
         <w:pStyle w:val="Heading1"/>
       </w:pPr>
       <w:r>
-        <w:t>2. Critical Corridors &amp; Choke Points</w:t>
+        <w:t>3. AUTONOMOUS COPILOT ADJUDICATION &amp; LEGAL RULES</w:t>
       </w:r>
     </w:p>
     <w:p>
       <w:r>
-        <w:t>Primary Inbound/Outbound Transit Routes: Pune-Bangalore Highway (NH-48), Chakan Industrial Belt, Talegaon Logistics Park.</w:t>
+        <w:t>[RULE-S-PUN-01] FORCE MAJEURE &amp; SLA PENALTY WAIVER (SECTION 8.4):</w:t>
+        <w:br/>
+        <w:t xml:space="preserve">  Government-declared bandhs or verified labor road blockades &gt;12h in Pune grant 100% carrier SLA delay penalty waiver ($500/day -&gt; $0.00) upon submission of GPS telematics or police traffic advisory.</w:t>
       </w:r>
     </w:p>
     <w:p>
       <w:r>
-        <w:t>Impact Profile: Labor strikes and bandhs in this cluster directly impede primary FTL linehauls and disrupt secondary final-mile dispatch to veterinary clinics and regional animal hospitals.</w:t>
+        <w:t>[RULE-S-PUN-02] EMERGENCY AIR FREIGHT &amp; MODE SHIFT (CLAUSE 2.3):</w:t>
+        <w:br/>
+        <w:t xml:space="preserve">  For life-critical veterinary diets and urgent pharmaceuticals (sap_mara.specialty_diet_flag = 1) stranded &gt;24h in Pune, authorize immediate $1,000 Air Freight replacement per Medical Stock-Out Policy 2024-04.</w:t>
+      </w:r>
+    </w:p>
+    <w:p>
+      <w:r>
+        <w:t>[RULE-S-PUN-03] TRUCK DETENTION &amp; DEMURRAGE LIABILITY CAP:</w:t>
+        <w:br/>
+        <w:t xml:space="preserve">  Carrier demurrage and truck detention claims during labor strikes are strictly capped at $100.00/day per vehicle, requiring verified GPS geofence timestamps.</w:t>
+      </w:r>
+    </w:p>
+    <w:p>
+      <w:r>
+        <w:t>[RULE-S-PUN-04] DYNAMIC TRANSIT BUFFER &amp; CLINIC RESCHEDULING:</w:t>
+        <w:br/>
+        <w:t xml:space="preserve">  Automatically inject a +12.0h to +24.0h dynamic safety buffer into predicted arrival time (PDD). If delay pushes arrival past clinic closing time (17:00), reschedule to 09:00 next business morning and trigger carrier redelivery fee waiver ($150 cap).</w:t>
       </w:r>
     </w:p>
     <w:p>
@@ -78,113 +367,27 @@
         <w:pStyle w:val="Heading1"/>
       </w:pPr>
       <w:r>
-        <w:t>3. Chronological Disruption Incidents &amp; Intelligence Registry</w:t>
+        <w:t>4. COPILOT DETERMINISTIC ACTION CHECKLIST</w:t>
       </w:r>
     </w:p>
     <w:p>
       <w:r>
-        <w:rPr>
-          <w:b/>
-        </w:rPr>
-        <w:t>Incident #1: Thousands stage road blockades demanding original Pune-Nashik rail alignment - The Indian Express</w:t>
-        <w:br/>
-      </w:r>
-      <w:r>
-        <w:t>• Published Date: 2026-08-10 | Source: The Indian Express</w:t>
-        <w:br/>
-      </w:r>
-      <w:r>
-        <w:t>• Modality: Railway | Severity: LOW</w:t>
-        <w:br/>
+        <w:t>[x] Step 1: Scan active SAP linehauls (sap_vttk) scheduled to pass through Pune disruption zone.</w:t>
       </w:r>
     </w:p>
     <w:p>
       <w:r>
-        <w:rPr>
-          <w:b/>
-        </w:rPr>
-        <w:t>Incident #2: Pune RTO strike: Services hit as staff protest stalled restructuring - The Indian Express</w:t>
-        <w:br/>
-      </w:r>
-      <w:r>
-        <w:t>• Published Date: 2026-06-09 | Source: The Indian Express</w:t>
-        <w:br/>
-      </w:r>
-      <w:r>
-        <w:t>• Modality: General | Severity: LOW</w:t>
-        <w:br/>
+        <w:t>[x] Step 2: Calculate revised ETA with [RULE-S-PUN-04] dynamic buffer (+12h to +24h).</w:t>
       </w:r>
     </w:p>
     <w:p>
       <w:r>
-        <w:rPr>
-          <w:b/>
-        </w:rPr>
-        <w:t>Incident #3: Statewide e-challan protest disrupts Pune; strike called off after govt intervention | Hindustan Times - Hindustan Times</w:t>
-        <w:br/>
-      </w:r>
-      <w:r>
-        <w:t>• Published Date: 2026-03-06 | Source: Hindustan Times</w:t>
-        <w:br/>
-      </w:r>
-      <w:r>
-        <w:t>• Modality: General | Severity: LOW</w:t>
-        <w:br/>
+        <w:t>[x] Step 3: If delay &gt;24h for specialty diets, trigger [RULE-S-PUN-02] $1,000 Air Freight replacement.</w:t>
       </w:r>
     </w:p>
     <w:p>
       <w:r>
-        <w:rPr>
-          <w:b/>
-        </w:rPr>
-        <w:t>Incident #4: Thousands stage road blockades demanding original Pune-Nashik rail alignment - The Indian Express</w:t>
-        <w:br/>
-      </w:r>
-      <w:r>
-        <w:t>• Published Date: None | Source: Unknown</w:t>
-        <w:br/>
-      </w:r>
-      <w:r>
-        <w:t>• Modality: Railway | Severity: LOW</w:t>
-        <w:br/>
-      </w:r>
-    </w:p>
-    <w:p>
-      <w:pPr>
-        <w:pStyle w:val="Heading1"/>
-      </w:pPr>
-      <w:r>
-        <w:t>4. Autonomous Copilot Operational &amp; Legal Rules</w:t>
-      </w:r>
-    </w:p>
-    <w:p>
-      <w:r>
-        <w:t>When active transit strikes or civil disruptions are detected in Pune, the O2C Copilot applies the following deterministic decision rules:</w:t>
-      </w:r>
-    </w:p>
-    <w:p>
-      <w:r>
-        <w:t>• Force Majeure Adjudication (Clause 8.4): If a government-sanctioned bandh or total union road blockade in Pune delays transit by &gt;12 hours, the carrier delay SLA penalty ($500/day) is waived upon submission of verified e-way bill telematics or police traffic advisory.</w:t>
-      </w:r>
-    </w:p>
-    <w:p>
-      <w:r>
-        <w:t>• Dynamic Transit Buffer: For any order scheduled to pass through Pune with active strike news, automatically inject a +12.0 to +24.0 hour safety buffer into the predicted ETA.</w:t>
-      </w:r>
-    </w:p>
-    <w:p>
-      <w:r>
-        <w:t>• Mode Shift Escalation: For life-critical veterinary diets and urgent pharmaceuticals routed through Pune with strike duration &gt;24h, authorize emergency intermodal rail shift or $1,000 Air Freight replacement per Medical Stock-Out Policy 2024-04.</w:t>
-      </w:r>
-    </w:p>
-    <w:p>
-      <w:r>
-        <w:t>• Receiving Window Compliance: If transit delays push delivery past clinic receiving hours (after 17:00), automatically reschedule delivery to 09:00 next business morning and trigger carrier redelivery fee waiver ($150 cap).</w:t>
-      </w:r>
-    </w:p>
-    <w:p>
-      <w:r>
-        <w:t>• Proactive Stakeholder Notification: Send automated Microsoft Teams escalation card to Regional Logistics Director when order financial risk exceeds $500 threshold.</w:t>
+        <w:t>[x] Step 4: Dispatch automated Actionable Adaptive Card to Regional Logistics Director for financial risk &gt;$500.</w:t>
       </w:r>
     </w:p>
     <w:sectPr>

--- a/india_monitor_data/rag/documents/Strike_Intelligence/Pune_Strike_Intelligence.docx
+++ b/india_monitor_data/rag/documents/Strike_Intelligence/Pune_Strike_Intelligence.docx
@@ -15,9 +15,9 @@
       <w:r>
         <w:t>Monitored Freight Hub: Pune Logistics Cluster</w:t>
         <w:br/>
-        <w:t>Generated: 2026-08-31 20:57:24 | Total Disruption Incidents Analyzed: 4</w:t>
+        <w:t>Generated: 2026-09-02 22:53:45 | Total Disruption Incidents Analyzed: 5</w:t>
         <w:br/>
-        <w:t>Disruption Severity Breakdown: 🔴 HIGH: 0 | 🟡 MEDIUM: 0 | 🟢 LOW: 4</w:t>
+        <w:t>Disruption Severity Breakdown: 🔴 HIGH: 0 | 🟡 MEDIUM: 0 | 🟢 LOW: 5</w:t>
       </w:r>
     </w:p>
     <w:p>
@@ -263,6 +263,60 @@
           <w:p>
             <w:r>
               <w:t>INC-PUN-04</w:t>
+              <w:br/>
+              <w:t>(None)</w:t>
+            </w:r>
+          </w:p>
+        </w:tc>
+        <w:tc>
+          <w:tcPr>
+            <w:tcW w:type="dxa" w:w="1728"/>
+          </w:tcPr>
+          <w:p>
+            <w:r>
+              <w:t>Unknown</w:t>
+            </w:r>
+          </w:p>
+        </w:tc>
+        <w:tc>
+          <w:tcPr>
+            <w:tcW w:type="dxa" w:w="1728"/>
+          </w:tcPr>
+          <w:p>
+            <w:r>
+              <w:t>Railway</w:t>
+            </w:r>
+          </w:p>
+        </w:tc>
+        <w:tc>
+          <w:tcPr>
+            <w:tcW w:type="dxa" w:w="1728"/>
+          </w:tcPr>
+          <w:p>
+            <w:r>
+              <w:t>Thousands stage road blockades demanding original Pune-Nashik rail alignment</w:t>
+            </w:r>
+          </w:p>
+        </w:tc>
+        <w:tc>
+          <w:tcPr>
+            <w:tcW w:type="dxa" w:w="1728"/>
+          </w:tcPr>
+          <w:p>
+            <w:r>
+              <w:t>🟢 LOW</w:t>
+            </w:r>
+          </w:p>
+        </w:tc>
+      </w:tr>
+      <w:tr>
+        <w:tc>
+          <w:tcPr>
+            <w:tcW w:type="dxa" w:w="1728"/>
+          </w:tcPr>
+          <w:p>
+            <w:r>
+              <w:t>INC-PUN-05</w:t>
               <w:br/>
               <w:t>(None)</w:t>
             </w:r>

--- a/india_monitor_data/rag/documents/Strike_Intelligence/Pune_Strike_Intelligence.docx
+++ b/india_monitor_data/rag/documents/Strike_Intelligence/Pune_Strike_Intelligence.docx
@@ -15,7 +15,7 @@
       <w:r>
         <w:t>Monitored Freight Hub: Pune Logistics Cluster</w:t>
         <w:br/>
-        <w:t>Generated: 2026-09-02 22:53:45 | Total Disruption Incidents Analyzed: 5</w:t>
+        <w:t>Generated: 2026-09-08 14:22:29 | Total Disruption Incidents Analyzed: 5</w:t>
         <w:br/>
         <w:t>Disruption Severity Breakdown: 🔴 HIGH: 0 | 🟡 MEDIUM: 0 | 🟢 LOW: 5</w:t>
       </w:r>

--- a/india_monitor_data/rag/documents/Strike_Intelligence/Pune_Strike_Intelligence.docx
+++ b/india_monitor_data/rag/documents/Strike_Intelligence/Pune_Strike_Intelligence.docx
@@ -15,7 +15,7 @@
       <w:r>
         <w:t>Monitored Freight Hub: Pune Logistics Cluster</w:t>
         <w:br/>
-        <w:t>Generated: 2026-09-08 14:22:29 | Total Disruption Incidents Analyzed: 5</w:t>
+        <w:t>Generated: 2026-09-09 16:49:44 | Total Disruption Incidents Analyzed: 5</w:t>
         <w:br/>
         <w:t>Disruption Severity Breakdown: 🔴 HIGH: 0 | 🟡 MEDIUM: 0 | 🟢 LOW: 5</w:t>
       </w:r>
